--- a/docs/AutoTest-Agent-Team-Guide.docx
+++ b/docs/AutoTest-Agent-Team-Guide.docx
@@ -65,7 +65,7 @@
           <w:sz w:val="20"/>
           <w:szCs w:val="20"/>
         </w:rPr>
-        <w:t xml:space="preserve">MobiLytix Engineering · v1.0.1 · July 2026 · Author: Anket Pratap Singh</w:t>
+        <w:t xml:space="preserve">MobiLytix Engineering · v1.0.4 · July 2026 · Author: Anket Pratap Singh</w:t>
       </w:r>
     </w:p>
     <w:p>
@@ -152,7 +152,7 @@
           <w:sz w:val="22"/>
           <w:szCs w:val="22"/>
         </w:rPr>
-        <w:t xml:space="preserve">Tests compile and pass before the agent reports success — it runs mvn test-compile and mvn test itself and fixes its own mistakes.</w:t>
+        <w:t xml:space="preserve">Tests compile and pass before the agent reports success — a single class is verified with one mvn test -Dtest=... run (compile + test in one invocation, QA plugins skipped, mvnd used when available); multi-class runs generate test files in parallel and verify them together in one batched build per module.</w:t>
       </w:r>
     </w:p>
     <w:p>
@@ -209,7 +209,26 @@
           <w:sz w:val="22"/>
           <w:szCs w:val="22"/>
         </w:rPr>
-        <w:t xml:space="preserve">It skips what should not be tested: getters/setters, Lombok-generated code, DTO/model packages, and classes that already have real tests.</w:t>
+        <w:t xml:space="preserve">It skips what should not be tested: getters/setters, Lombok-generated code, and DTO/model packages. Classes that already have real tests are not regenerated — they are reviewed instead: the existing tests are run with JaCoCo and the report shows the measured coverage versus the target plus any gaps.</w:t>
+      </w:r>
+    </w:p>
+    <w:p>
+      <w:pPr>
+        <w:pStyle w:val="ListParagraph"/>
+        <w:numPr>
+          <w:ilvl w:val="0"/>
+          <w:numId w:val="2"/>
+        </w:numPr>
+        <w:spacing w:after="80" w:line="276"/>
+      </w:pPr>
+      <w:r>
+        <w:rPr>
+          <w:rFonts w:ascii="Calibri" w:cs="Calibri" w:eastAsia="Calibri" w:hAnsi="Calibri"/>
+          <w:color w:val="2B2B2B"/>
+          <w:sz w:val="22"/>
+          <w:szCs w:val="22"/>
+        </w:rPr>
+        <w:t xml:space="preserve">Every file it creates carries the Comviva copyright header and an @author javadoc derived from your git config; it also adds these to touched files that are missing them.</w:t>
       </w:r>
     </w:p>
     <w:p>
@@ -376,7 +395,7 @@
           <w:sz w:val="22"/>
           <w:szCs w:val="22"/>
         </w:rPr>
-        <w:t xml:space="preserve">The agent runs mvn test-compile and mvn test. Verify with mvn -v, and make sure your project builds locally (internal dependencies such as Encryption-Utils must resolve from Nexus/Artifactory).</w:t>
+        <w:t xml:space="preserve">The agent runs mvn test. Verify with mvn -v. Optional but recommended: install mvnd (the Maven daemon) — the agent uses it automatically and runs much faster, and make sure your project builds locally (internal dependencies such as Encryption-Utils must resolve from Nexus/Artifactory).</w:t>
       </w:r>
     </w:p>
     <w:p>
@@ -1330,7 +1349,7 @@
           <w:sz w:val="22"/>
           <w:szCs w:val="22"/>
         </w:rPr>
-        <w:t xml:space="preserve">It compiles (mvn test-compile) and runs (mvn test -Dtest=...) the new tests, fixing its own mistakes until everything is green.</w:t>
+        <w:t xml:space="preserve">It compiles and runs the new tests in one invocation (mvn test -Dtest=...), fixing its own mistakes until everything is green. When several classes are targeted, test files are generated in parallel and verified together in a single batched build per module.</w:t>
       </w:r>
     </w:p>
     <w:p>
@@ -1349,7 +1368,7 @@
           <w:sz w:val="22"/>
           <w:szCs w:val="22"/>
         </w:rPr>
-        <w:t xml:space="preserve">You receive a summary: files created, tests by category (happy path / null / empty / boundary / exception), compile and run status, coverage versus target, and any suspected production bugs.</w:t>
+        <w:t xml:space="preserve">You receive a summary: files created, tests by category (happy path / null / empty / boundary / exception), compile and run status, measured coverage versus target (reported as "not measured" when JaCoCo is unavailable — never estimated), and any suspected production bugs.</w:t>
       </w:r>
     </w:p>
     <w:p>
@@ -2015,6 +2034,22 @@
           <w:szCs w:val="19"/>
         </w:rPr>
         <w:t xml:space="preserve">  - "**/model/**"</w:t>
+      </w:r>
+    </w:p>
+    <w:p>
+      <w:pPr>
+        <w:shd w:fill="F3F4F6" w:val="clear"/>
+        <w:spacing w:after="0" w:line="240"/>
+        <w:ind w:left="200" w:right="200"/>
+      </w:pPr>
+      <w:r>
+        <w:rPr>
+          <w:rFonts w:ascii="Consolas" w:cs="Consolas" w:eastAsia="Consolas" w:hAnsi="Consolas"/>
+          <w:color w:val="111827"/>
+          <w:sz w:val="19"/>
+          <w:szCs w:val="19"/>
+        </w:rPr>
+        <w:t xml:space="preserve">  - "**/dto/**"</w:t>
       </w:r>
     </w:p>
     <w:p>
@@ -2522,7 +2557,23 @@
           <w:sz w:val="22"/>
           <w:szCs w:val="22"/>
         </w:rPr>
-        <w:t xml:space="preserve">When the plugin repository changes (improved agent instructions, new plugins in the fleet), pick up the new version with:</w:t>
+        <w:t xml:space="preserve">When the plugin repository changes (improved agent instructions, new plugins in the fleet), pick up the new version in two steps — the first refreshes the marketplace catalog, the second upgrades your installed plugin:</w:t>
+      </w:r>
+    </w:p>
+    <w:p>
+      <w:pPr>
+        <w:shd w:fill="F3F4F6" w:val="clear"/>
+        <w:spacing w:after="0" w:line="240"/>
+        <w:ind w:left="200" w:right="200"/>
+      </w:pPr>
+      <w:r>
+        <w:rPr>
+          <w:rFonts w:ascii="Consolas" w:cs="Consolas" w:eastAsia="Consolas" w:hAnsi="Consolas"/>
+          <w:color w:val="111827"/>
+          <w:sz w:val="19"/>
+          <w:szCs w:val="19"/>
+        </w:rPr>
+        <w:t xml:space="preserve">claude plugin marketplace update comviva-agents</w:t>
       </w:r>
     </w:p>
     <w:p>
@@ -2538,7 +2589,65 @@
           <w:sz w:val="19"/>
           <w:szCs w:val="19"/>
         </w:rPr>
-        <w:t xml:space="preserve">claude plugin marketplace update comviva-agents</w:t>
+        <w:t xml:space="preserve">claude plugin update autotest@comviva-agents</w:t>
+      </w:r>
+    </w:p>
+    <w:p>
+      <w:pPr>
+        <w:spacing w:after="120" w:line="276"/>
+      </w:pPr>
+      <w:r>
+        <w:rPr>
+          <w:rFonts w:ascii="Calibri" w:cs="Calibri" w:eastAsia="Calibri" w:hAnsi="Calibri"/>
+          <w:color w:val="2B2B2B"/>
+          <w:sz w:val="22"/>
+          <w:szCs w:val="22"/>
+        </w:rPr>
+        <w:t xml:space="preserve">Then restart your Claude Code session — plugins load at startup.</w:t>
+      </w:r>
+    </w:p>
+    <w:p>
+      <w:pPr>
+        <w:spacing w:after="120" w:line="276"/>
+      </w:pPr>
+      <w:r>
+        <w:rPr>
+          <w:rFonts w:ascii="Calibri" w:cs="Calibri" w:eastAsia="Calibri" w:hAnsi="Calibri"/>
+          <w:color w:val="2B2B2B"/>
+          <w:sz w:val="22"/>
+          <w:szCs w:val="22"/>
+        </w:rPr>
+        <w:t xml:space="preserve">Verify the upgrade:</w:t>
+      </w:r>
+    </w:p>
+    <w:p>
+      <w:pPr>
+        <w:shd w:fill="F3F4F6" w:val="clear"/>
+        <w:spacing w:after="160" w:line="240"/>
+        <w:ind w:left="200" w:right="200"/>
+      </w:pPr>
+      <w:r>
+        <w:rPr>
+          <w:rFonts w:ascii="Consolas" w:cs="Consolas" w:eastAsia="Consolas" w:hAnsi="Consolas"/>
+          <w:color w:val="111827"/>
+          <w:sz w:val="19"/>
+          <w:szCs w:val="19"/>
+        </w:rPr>
+        <w:t xml:space="preserve">claude plugin list</w:t>
+      </w:r>
+    </w:p>
+    <w:p>
+      <w:pPr>
+        <w:spacing w:after="120" w:line="276"/>
+      </w:pPr>
+      <w:r>
+        <w:rPr>
+          <w:rFonts w:ascii="Calibri" w:cs="Calibri" w:eastAsia="Calibri" w:hAnsi="Calibri"/>
+          <w:color w:val="2B2B2B"/>
+          <w:sz w:val="22"/>
+          <w:szCs w:val="22"/>
+        </w:rPr>
+        <w:t xml:space="preserve">The autotest entry must show the new version number (e.g. Version: 1.0.4) with Status: enabled. If it still shows the old version, the plugin update command was not run — the marketplace update alone never upgrades an installed plugin.</w:t>
       </w:r>
     </w:p>
     <w:p>
@@ -2766,7 +2875,7 @@
                 <w:sz w:val="20"/>
                 <w:szCs w:val="20"/>
               </w:rPr>
-              <w:t xml:space="preserve">mvn test-compile fails on internal dependencies</w:t>
+              <w:t xml:space="preserve">mvn test fails on internal dependencies</w:t>
             </w:r>
           </w:p>
         </w:tc>
@@ -2905,6 +3014,60 @@
           </w:p>
         </w:tc>
       </w:tr>
+      <w:tr>
+        <w:tc>
+          <w:tcPr>
+            <w:tcW w:type="dxa" w:w="3931"/>
+            <w:shd w:fill="FFFFFF" w:val="clear"/>
+            <w:tcMar>
+              <w:top w:type="dxa" w:w="80"/>
+              <w:left w:type="dxa" w:w="120"/>
+              <w:bottom w:type="dxa" w:w="80"/>
+              <w:right w:type="dxa" w:w="120"/>
+            </w:tcMar>
+          </w:tcPr>
+          <w:p>
+            <w:pPr>
+              <w:spacing w:after="0"/>
+            </w:pPr>
+            <w:r>
+              <w:rPr>
+                <w:rFonts w:ascii="Calibri" w:cs="Calibri" w:eastAsia="Calibri" w:hAnsi="Calibri"/>
+                <w:color w:val="2B2B2B"/>
+                <w:sz w:val="20"/>
+                <w:szCs w:val="20"/>
+              </w:rPr>
+              <w:t xml:space="preserve">claude plugin list still shows an old version</w:t>
+            </w:r>
+          </w:p>
+        </w:tc>
+        <w:tc>
+          <w:tcPr>
+            <w:tcW w:type="dxa" w:w="5429"/>
+            <w:shd w:fill="FFFFFF" w:val="clear"/>
+            <w:tcMar>
+              <w:top w:type="dxa" w:w="80"/>
+              <w:left w:type="dxa" w:w="120"/>
+              <w:bottom w:type="dxa" w:w="80"/>
+              <w:right w:type="dxa" w:w="120"/>
+            </w:tcMar>
+          </w:tcPr>
+          <w:p>
+            <w:pPr>
+              <w:spacing w:after="0"/>
+            </w:pPr>
+            <w:r>
+              <w:rPr>
+                <w:rFonts w:ascii="Calibri" w:cs="Calibri" w:eastAsia="Calibri" w:hAnsi="Calibri"/>
+                <w:color w:val="2B2B2B"/>
+                <w:sz w:val="20"/>
+                <w:szCs w:val="20"/>
+              </w:rPr>
+              <w:t xml:space="preserve">claude plugin marketplace update only refreshes the catalog. Run claude plugin update autotest@comviva-agents, then restart the session.</w:t>
+            </w:r>
+          </w:p>
+        </w:tc>
+      </w:tr>
     </w:tbl>
     <w:p>
       <w:pPr>
@@ -3010,7 +3173,7 @@
           <w:sz w:val="22"/>
           <w:szCs w:val="22"/>
         </w:rPr>
-        <w:t xml:space="preserve">No. It skips classes that already have non-empty test classes; regeneration requires deleting the old test file first.</w:t>
+        <w:t xml:space="preserve">No. A class that already has a non-empty test class goes through review mode instead: the existing tests are run with coverage and you get the measured percentage, pass/fail status, and a gap list. The only change ever made to an existing file is adding a missing Comviva copyright header or @author javadoc. Regeneration requires deleting the old test file first.</w:t>
       </w:r>
     </w:p>
     <w:p>
